--- a/semana-08-control-compras/Evidencias/EVIDENCIAS CONTROL DE COMPRAS Gerson Lopez.docx
+++ b/semana-08-control-compras/Evidencias/EVIDENCIAS CONTROL DE COMPRAS Gerson Lopez.docx
@@ -534,9 +534,9 @@
           <w:bCs/>
         </w:rPr>
         <w:drawing>
-          <wp:inline distT="0" distB="0" distL="0" distR="0" wp14:anchorId="56F06C97" wp14:editId="1972FB8F">
-            <wp:extent cx="5612130" cy="2072640"/>
-            <wp:effectExtent l="0" t="0" r="7620" b="3810"/>
+          <wp:inline distT="0" distB="0" distL="0" distR="0" wp14:anchorId="56F06C97" wp14:editId="5743C3F7">
+            <wp:extent cx="4757057" cy="1756849"/>
+            <wp:effectExtent l="0" t="0" r="5715" b="0"/>
             <wp:docPr id="2146268836" name="Imagen 1"/>
             <wp:cNvGraphicFramePr>
               <a:graphicFrameLocks xmlns:a="http://schemas.openxmlformats.org/drawingml/2006/main" noChangeAspect="1"/>
@@ -557,7 +557,7 @@
                   <pic:spPr>
                     <a:xfrm>
                       <a:off x="0" y="0"/>
-                      <a:ext cx="5612130" cy="2072640"/>
+                      <a:ext cx="4764719" cy="1759679"/>
                     </a:xfrm>
                     <a:prstGeom prst="rect">
                       <a:avLst/>
@@ -588,9 +588,9 @@
     <w:p>
       <w:r>
         <w:drawing>
-          <wp:inline distT="0" distB="0" distL="0" distR="0" wp14:anchorId="121F9968" wp14:editId="513B75B7">
-            <wp:extent cx="5612130" cy="3055620"/>
-            <wp:effectExtent l="0" t="0" r="7620" b="0"/>
+          <wp:inline distT="0" distB="0" distL="0" distR="0" wp14:anchorId="121F9968" wp14:editId="076E6EDE">
+            <wp:extent cx="4672111" cy="2139043"/>
+            <wp:effectExtent l="0" t="0" r="0" b="0"/>
             <wp:docPr id="887409262" name="Imagen 1"/>
             <wp:cNvGraphicFramePr>
               <a:graphicFrameLocks xmlns:a="http://schemas.openxmlformats.org/drawingml/2006/main" noChangeAspect="1"/>
@@ -602,20 +602,29 @@
                     <pic:cNvPr id="887409262" name=""/>
                     <pic:cNvPicPr/>
                   </pic:nvPicPr>
-                  <pic:blipFill>
+                  <pic:blipFill rotWithShape="1">
                     <a:blip r:embed="rId12"/>
+                    <a:srcRect b="15912"/>
                     <a:stretch>
                       <a:fillRect/>
                     </a:stretch>
                   </pic:blipFill>
-                  <pic:spPr>
+                  <pic:spPr bwMode="auto">
                     <a:xfrm>
                       <a:off x="0" y="0"/>
-                      <a:ext cx="5612130" cy="3055620"/>
+                      <a:ext cx="4679718" cy="2142526"/>
                     </a:xfrm>
                     <a:prstGeom prst="rect">
                       <a:avLst/>
                     </a:prstGeom>
+                    <a:ln>
+                      <a:noFill/>
+                    </a:ln>
+                    <a:extLst>
+                      <a:ext uri="{53640926-AAD7-44D8-BBD7-CCE9431645EC}">
+                        <a14:shadowObscured xmlns:a14="http://schemas.microsoft.com/office/drawing/2010/main"/>
+                      </a:ext>
+                    </a:extLst>
                   </pic:spPr>
                 </pic:pic>
               </a:graphicData>
@@ -631,76 +640,11 @@
           <w:bCs/>
         </w:rPr>
       </w:pPr>
-    </w:p>
-    <w:p>
-      <w:pPr>
-        <w:rPr>
-          <w:b/>
-          <w:bCs/>
-        </w:rPr>
-      </w:pPr>
-    </w:p>
-    <w:p>
-      <w:pPr>
-        <w:rPr>
-          <w:b/>
-          <w:bCs/>
-        </w:rPr>
-      </w:pPr>
-    </w:p>
-    <w:p>
-      <w:pPr>
-        <w:rPr>
-          <w:b/>
-          <w:bCs/>
-        </w:rPr>
-      </w:pPr>
-    </w:p>
-    <w:p>
-      <w:pPr>
-        <w:rPr>
-          <w:b/>
-          <w:bCs/>
-        </w:rPr>
-      </w:pPr>
-    </w:p>
-    <w:p>
-      <w:pPr>
-        <w:rPr>
-          <w:b/>
-          <w:bCs/>
-        </w:rPr>
-      </w:pPr>
-    </w:p>
-    <w:p>
-      <w:pPr>
-        <w:rPr>
-          <w:b/>
-          <w:bCs/>
-        </w:rPr>
-      </w:pPr>
-    </w:p>
-    <w:p>
-      <w:pPr>
-        <w:rPr>
-          <w:b/>
-          <w:bCs/>
-        </w:rPr>
-      </w:pPr>
-    </w:p>
-    <w:p>
-      <w:pPr>
-        <w:rPr>
-          <w:b/>
-          <w:bCs/>
-        </w:rPr>
-      </w:pPr>
-      <w:r>
-        <w:rPr>
-          <w:b/>
-          <w:bCs/>
-        </w:rPr>
-        <w:lastRenderedPageBreak/>
+      <w:r>
+        <w:rPr>
+          <w:b/>
+          <w:bCs/>
+        </w:rPr>
         <w:t xml:space="preserve">Cantidad invalida </w:t>
       </w:r>
     </w:p>
@@ -717,9 +661,9 @@
           <w:bCs/>
         </w:rPr>
         <w:drawing>
-          <wp:inline distT="0" distB="0" distL="0" distR="0" wp14:anchorId="4BA45A81" wp14:editId="78E8C380">
-            <wp:extent cx="4015693" cy="3628118"/>
-            <wp:effectExtent l="0" t="0" r="4445" b="0"/>
+          <wp:inline distT="0" distB="0" distL="0" distR="0" wp14:anchorId="4BA45A81" wp14:editId="7F96249D">
+            <wp:extent cx="3614057" cy="3265246"/>
+            <wp:effectExtent l="0" t="0" r="5715" b="0"/>
             <wp:docPr id="1337422754" name="Imagen 1"/>
             <wp:cNvGraphicFramePr>
               <a:graphicFrameLocks xmlns:a="http://schemas.openxmlformats.org/drawingml/2006/main" noChangeAspect="1"/>
@@ -740,7 +684,7 @@
                   <pic:spPr>
                     <a:xfrm>
                       <a:off x="0" y="0"/>
-                      <a:ext cx="4022634" cy="3634389"/>
+                      <a:ext cx="3625398" cy="3275492"/>
                     </a:xfrm>
                     <a:prstGeom prst="rect">
                       <a:avLst/>
@@ -765,6 +709,7 @@
           <w:b/>
           <w:bCs/>
         </w:rPr>
+        <w:lastRenderedPageBreak/>
         <w:t>Segunda prueba</w:t>
       </w:r>
     </w:p>
@@ -781,9 +726,9 @@
           <w:bCs/>
         </w:rPr>
         <w:drawing>
-          <wp:inline distT="0" distB="0" distL="0" distR="0" wp14:anchorId="433D06AD" wp14:editId="6FF92E83">
-            <wp:extent cx="3837214" cy="3521137"/>
-            <wp:effectExtent l="0" t="0" r="0" b="3175"/>
+          <wp:inline distT="0" distB="0" distL="0" distR="0" wp14:anchorId="433D06AD" wp14:editId="2EC405C0">
+            <wp:extent cx="3237595" cy="2970910"/>
+            <wp:effectExtent l="0" t="0" r="1270" b="1270"/>
             <wp:docPr id="893051815" name="Imagen 1"/>
             <wp:cNvGraphicFramePr>
               <a:graphicFrameLocks xmlns:a="http://schemas.openxmlformats.org/drawingml/2006/main" noChangeAspect="1"/>
@@ -804,7 +749,7 @@
                   <pic:spPr>
                     <a:xfrm>
                       <a:off x="0" y="0"/>
-                      <a:ext cx="3841609" cy="3525170"/>
+                      <a:ext cx="3242468" cy="2975382"/>
                     </a:xfrm>
                     <a:prstGeom prst="rect">
                       <a:avLst/>
@@ -837,7 +782,6 @@
           <w:b/>
           <w:bCs/>
         </w:rPr>
-        <w:lastRenderedPageBreak/>
         <w:t xml:space="preserve">Categoría incorrecta </w:t>
       </w:r>
     </w:p>
@@ -854,9 +798,9 @@
           <w:bCs/>
         </w:rPr>
         <w:drawing>
-          <wp:inline distT="0" distB="0" distL="0" distR="0" wp14:anchorId="37FD3571" wp14:editId="56457352">
-            <wp:extent cx="4729843" cy="2493898"/>
-            <wp:effectExtent l="0" t="0" r="0" b="1905"/>
+          <wp:inline distT="0" distB="0" distL="0" distR="0" wp14:anchorId="37FD3571" wp14:editId="637B87AA">
+            <wp:extent cx="4425043" cy="2333186"/>
+            <wp:effectExtent l="0" t="0" r="0" b="0"/>
             <wp:docPr id="1456820861" name="Imagen 1"/>
             <wp:cNvGraphicFramePr>
               <a:graphicFrameLocks xmlns:a="http://schemas.openxmlformats.org/drawingml/2006/main" noChangeAspect="1"/>
@@ -877,7 +821,7 @@
                   <pic:spPr>
                     <a:xfrm>
                       <a:off x="0" y="0"/>
-                      <a:ext cx="4734132" cy="2496159"/>
+                      <a:ext cx="4431919" cy="2336811"/>
                     </a:xfrm>
                     <a:prstGeom prst="rect">
                       <a:avLst/>
@@ -897,11 +841,60 @@
           <w:bCs/>
         </w:rPr>
       </w:pPr>
-      <w:r>
-        <w:rPr>
-          <w:b/>
-          <w:bCs/>
-        </w:rPr>
+    </w:p>
+    <w:p>
+      <w:pPr>
+        <w:rPr>
+          <w:b/>
+          <w:bCs/>
+        </w:rPr>
+      </w:pPr>
+    </w:p>
+    <w:p>
+      <w:pPr>
+        <w:rPr>
+          <w:b/>
+          <w:bCs/>
+        </w:rPr>
+      </w:pPr>
+    </w:p>
+    <w:p>
+      <w:pPr>
+        <w:rPr>
+          <w:b/>
+          <w:bCs/>
+        </w:rPr>
+      </w:pPr>
+    </w:p>
+    <w:p>
+      <w:pPr>
+        <w:rPr>
+          <w:b/>
+          <w:bCs/>
+        </w:rPr>
+      </w:pPr>
+    </w:p>
+    <w:p>
+      <w:pPr>
+        <w:rPr>
+          <w:b/>
+          <w:bCs/>
+        </w:rPr>
+      </w:pPr>
+    </w:p>
+    <w:p>
+      <w:pPr>
+        <w:rPr>
+          <w:b/>
+          <w:bCs/>
+        </w:rPr>
+      </w:pPr>
+      <w:r>
+        <w:rPr>
+          <w:b/>
+          <w:bCs/>
+        </w:rPr>
+        <w:lastRenderedPageBreak/>
         <w:t>Código</w:t>
       </w:r>
     </w:p>
@@ -974,7 +967,6 @@
           <w:b/>
           <w:bCs/>
         </w:rPr>
-        <w:lastRenderedPageBreak/>
         <w:t>Declaraciones.</w:t>
       </w:r>
       <w:r>
@@ -988,47 +980,11 @@
         </w:rPr>
         <w:t xml:space="preserve"> </w:t>
       </w:r>
-      <w:proofErr w:type="spellStart"/>
       <w:r>
         <w:rPr>
           <w:color w:val="EE0000"/>
         </w:rPr>
-        <w:t>ArrayList</w:t>
-      </w:r>
-      <w:proofErr w:type="spellEnd"/>
-      <w:r>
-        <w:rPr>
-          <w:color w:val="EE0000"/>
-        </w:rPr>
-        <w:t>, </w:t>
-      </w:r>
-      <w:proofErr w:type="spellStart"/>
-      <w:r>
-        <w:rPr>
-          <w:color w:val="EE0000"/>
-        </w:rPr>
-        <w:t>HashSet</w:t>
-      </w:r>
-      <w:proofErr w:type="spellEnd"/>
-      <w:r>
-        <w:rPr>
-          <w:color w:val="EE0000"/>
-        </w:rPr>
-        <w:t> y </w:t>
-      </w:r>
-      <w:proofErr w:type="spellStart"/>
-      <w:r>
-        <w:rPr>
-          <w:color w:val="EE0000"/>
-        </w:rPr>
-        <w:t>HashMap</w:t>
-      </w:r>
-      <w:proofErr w:type="spellEnd"/>
-      <w:r>
-        <w:rPr>
-          <w:color w:val="EE0000"/>
-        </w:rPr>
-        <w:t>.</w:t>
+        <w:t>ArrayList, HashSet y HashMap.</w:t>
       </w:r>
     </w:p>
     <w:p>
@@ -1087,11 +1043,20 @@
           <w:bCs/>
         </w:rPr>
       </w:pPr>
-      <w:r>
-        <w:rPr>
-          <w:b/>
-          <w:bCs/>
-        </w:rPr>
+    </w:p>
+    <w:p>
+      <w:pPr>
+        <w:rPr>
+          <w:b/>
+          <w:bCs/>
+        </w:rPr>
+      </w:pPr>
+      <w:r>
+        <w:rPr>
+          <w:b/>
+          <w:bCs/>
+        </w:rPr>
+        <w:lastRenderedPageBreak/>
         <w:t>Reflexión</w:t>
       </w:r>
     </w:p>
@@ -1100,31 +1065,7 @@
         <w:jc w:val="both"/>
       </w:pPr>
       <w:r>
-        <w:t xml:space="preserve">Esta actividad me permitió comprender mejor cómo utilizar </w:t>
-      </w:r>
-      <w:proofErr w:type="spellStart"/>
-      <w:r>
-        <w:t>ArrayList</w:t>
-      </w:r>
-      <w:proofErr w:type="spellEnd"/>
-      <w:r>
-        <w:t xml:space="preserve">, </w:t>
-      </w:r>
-      <w:proofErr w:type="spellStart"/>
-      <w:r>
-        <w:t>HashSet</w:t>
-      </w:r>
-      <w:proofErr w:type="spellEnd"/>
-      <w:r>
-        <w:t xml:space="preserve"> y </w:t>
-      </w:r>
-      <w:proofErr w:type="spellStart"/>
-      <w:r>
-        <w:t>HashMap</w:t>
-      </w:r>
-      <w:proofErr w:type="spellEnd"/>
-      <w:r>
-        <w:t xml:space="preserve"> según las necesidades del programa. También reforcé el uso de objetos, ciclos y condiciones para registrar, validar y analizar información. Aprendí que cada colección tiene una función diferente y que elegir la adecuada ayuda a organizar mejor los datos.</w:t>
+        <w:t>Esta actividad me permitió comprender mejor cómo utilizar ArrayList, HashSet y HashMap según las necesidades del programa. También reforcé el uso de objetos, ciclos y condiciones para registrar, validar y analizar información. Aprendí que cada colección tiene una función diferente y que elegir la adecuada ayuda a organizar mejor los datos.</w:t>
       </w:r>
     </w:p>
     <w:p>
@@ -1132,7 +1073,14 @@
         <w:jc w:val="both"/>
       </w:pPr>
       <w:r>
-        <w:t>Responda brevemente:</w:t>
+        <w:rPr>
+          <w:b/>
+          <w:bCs/>
+        </w:rPr>
+        <w:t>Responda brevemente</w:t>
+      </w:r>
+      <w:r>
+        <w:t>:</w:t>
       </w:r>
     </w:p>
     <w:p>
@@ -1171,23 +1119,7 @@
         <w:jc w:val="both"/>
       </w:pPr>
       <w:r>
-        <w:t>¿Qué ventaja proporcionó el </w:t>
-      </w:r>
-      <w:proofErr w:type="spellStart"/>
-      <w:r>
-        <w:t>HashSet</w:t>
-      </w:r>
-      <w:proofErr w:type="spellEnd"/>
-      <w:r>
-        <w:t> en comparación con almacenar las categorías únicamente en el </w:t>
-      </w:r>
-      <w:proofErr w:type="spellStart"/>
-      <w:r>
-        <w:t>ArrayList</w:t>
-      </w:r>
-      <w:proofErr w:type="spellEnd"/>
-      <w:r>
-        <w:t>?</w:t>
+        <w:t>¿Qué ventaja proporcionó el HashSet en comparación con almacenar las categorías únicamente en el ArrayList?</w:t>
       </w:r>
     </w:p>
     <w:p>
@@ -1202,35 +1134,7 @@
         <w:rPr>
           <w:color w:val="EE0000"/>
         </w:rPr>
-        <w:t xml:space="preserve">El </w:t>
-      </w:r>
-      <w:proofErr w:type="spellStart"/>
-      <w:r>
-        <w:rPr>
-          <w:color w:val="EE0000"/>
-        </w:rPr>
-        <w:t>HashSet</w:t>
-      </w:r>
-      <w:proofErr w:type="spellEnd"/>
-      <w:r>
-        <w:rPr>
-          <w:color w:val="EE0000"/>
-        </w:rPr>
-        <w:t xml:space="preserve"> permitió almacenar las categorías sin repetirlas, algo que no garantiza un </w:t>
-      </w:r>
-      <w:proofErr w:type="spellStart"/>
-      <w:r>
-        <w:rPr>
-          <w:color w:val="EE0000"/>
-        </w:rPr>
-        <w:t>ArrayList</w:t>
-      </w:r>
-      <w:proofErr w:type="spellEnd"/>
-      <w:r>
-        <w:rPr>
-          <w:color w:val="EE0000"/>
-        </w:rPr>
-        <w:t>.</w:t>
+        <w:t>El HashSet permitió almacenar las categorías sin repetirlas, algo que no garantiza un ArrayList.</w:t>
       </w:r>
     </w:p>
     <w:p>
@@ -1242,15 +1146,7 @@
         <w:jc w:val="both"/>
       </w:pPr>
       <w:r>
-        <w:t>¿Qué ventaja proporcionó utilizar un </w:t>
-      </w:r>
-      <w:proofErr w:type="spellStart"/>
-      <w:r>
-        <w:t>HashMap</w:t>
-      </w:r>
-      <w:proofErr w:type="spellEnd"/>
-      <w:r>
-        <w:t> para almacenar los totales por categoría?</w:t>
+        <w:t>¿Qué ventaja proporcionó utilizar un HashMap para almacenar los totales por categoría?</w:t>
       </w:r>
     </w:p>
     <w:p>
@@ -1265,21 +1161,7 @@
         <w:rPr>
           <w:color w:val="EE0000"/>
         </w:rPr>
-        <w:t xml:space="preserve">El </w:t>
-      </w:r>
-      <w:proofErr w:type="spellStart"/>
-      <w:r>
-        <w:rPr>
-          <w:color w:val="EE0000"/>
-        </w:rPr>
-        <w:t>HashMap</w:t>
-      </w:r>
-      <w:proofErr w:type="spellEnd"/>
-      <w:r>
-        <w:rPr>
-          <w:color w:val="EE0000"/>
-        </w:rPr>
-        <w:t xml:space="preserve"> facilitó relacionar cada categoría con el total gastado y consultar esa información de manera rápida.</w:t>
+        <w:t>El HashMap facilitó relacionar cada categoría con el total gastado y consultar esa información de manera rápida.</w:t>
       </w:r>
     </w:p>
     <w:p>
@@ -1296,6 +1178,21 @@
     </w:p>
     <w:p>
       <w:pPr>
+        <w:ind w:left="720"/>
+        <w:jc w:val="both"/>
+        <w:rPr>
+          <w:color w:val="EE0000"/>
+        </w:rPr>
+      </w:pPr>
+      <w:r>
+        <w:rPr>
+          <w:color w:val="EE0000"/>
+        </w:rPr>
+        <w:t>La parte que requirió mayor razonamiento fue calcular y acumular correctamente los totales por categoría, así como identificar los mayores y menores gastos.</w:t>
+      </w:r>
+    </w:p>
+    <w:p>
+      <w:pPr>
         <w:numPr>
           <w:ilvl w:val="0"/>
           <w:numId w:val="4"/>
@@ -1308,7 +1205,88 @@
     </w:p>
     <w:p>
       <w:pPr>
+        <w:ind w:left="720"/>
         <w:jc w:val="both"/>
+        <w:rPr>
+          <w:color w:val="EE0000"/>
+        </w:rPr>
+      </w:pPr>
+      <w:r>
+        <w:rPr>
+          <w:color w:val="EE0000"/>
+        </w:rPr>
+        <w:t>Una aplicación similar podría utilizarse para controlar gastos del hogar, compras de una tienda o presupuestos personales.</w:t>
+      </w:r>
+    </w:p>
+    <w:p>
+      <w:pPr>
+        <w:jc w:val="both"/>
+        <w:rPr>
+          <w:b/>
+          <w:bCs/>
+        </w:rPr>
+      </w:pPr>
+      <w:r>
+        <w:rPr>
+          <w:b/>
+          <w:bCs/>
+        </w:rPr>
+        <w:t>Estructura programa java</w:t>
+      </w:r>
+    </w:p>
+    <w:p>
+      <w:pPr>
+        <w:jc w:val="both"/>
+        <w:rPr>
+          <w:b/>
+          <w:bCs/>
+        </w:rPr>
+      </w:pPr>
+      <w:r>
+        <w:rPr>
+          <w:b/>
+          <w:bCs/>
+        </w:rPr>
+        <w:drawing>
+          <wp:inline distT="0" distB="0" distL="0" distR="0" wp14:anchorId="4758592A" wp14:editId="0B528F00">
+            <wp:extent cx="5612130" cy="2364740"/>
+            <wp:effectExtent l="0" t="0" r="7620" b="0"/>
+            <wp:docPr id="1049339603" name="Imagen 1"/>
+            <wp:cNvGraphicFramePr>
+              <a:graphicFrameLocks xmlns:a="http://schemas.openxmlformats.org/drawingml/2006/main" noChangeAspect="1"/>
+            </wp:cNvGraphicFramePr>
+            <a:graphic xmlns:a="http://schemas.openxmlformats.org/drawingml/2006/main">
+              <a:graphicData uri="http://schemas.openxmlformats.org/drawingml/2006/picture">
+                <pic:pic xmlns:pic="http://schemas.openxmlformats.org/drawingml/2006/picture">
+                  <pic:nvPicPr>
+                    <pic:cNvPr id="1049339603" name=""/>
+                    <pic:cNvPicPr/>
+                  </pic:nvPicPr>
+                  <pic:blipFill>
+                    <a:blip r:embed="rId18"/>
+                    <a:stretch>
+                      <a:fillRect/>
+                    </a:stretch>
+                  </pic:blipFill>
+                  <pic:spPr>
+                    <a:xfrm>
+                      <a:off x="0" y="0"/>
+                      <a:ext cx="5612130" cy="2364740"/>
+                    </a:xfrm>
+                    <a:prstGeom prst="rect">
+                      <a:avLst/>
+                    </a:prstGeom>
+                  </pic:spPr>
+                </pic:pic>
+              </a:graphicData>
+            </a:graphic>
+          </wp:inline>
+        </w:drawing>
+      </w:r>
+    </w:p>
+    <w:p>
+      <w:pPr>
+        <w:jc w:val="both"/>
       </w:pPr>
     </w:p>
     <w:p>
@@ -1328,9 +1306,9 @@
       </w:pPr>
     </w:p>
     <w:sectPr>
-      <w:headerReference w:type="even" r:id="rId18"/>
-      <w:headerReference w:type="default" r:id="rId19"/>
-      <w:headerReference w:type="first" r:id="rId20"/>
+      <w:headerReference w:type="even" r:id="rId19"/>
+      <w:headerReference w:type="default" r:id="rId20"/>
+      <w:headerReference w:type="first" r:id="rId21"/>
       <w:pgSz w:w="12240" w:h="15840"/>
       <w:pgMar w:top="1417" w:right="1701" w:bottom="1417" w:left="1701" w:header="708" w:footer="708" w:gutter="0"/>
       <w:cols w:space="708"/>
